--- a/Auto_XC/MT_Script/report_template/A磁粉现场-扬州-65-东南.docx
+++ b/Auto_XC/MT_Script/report_template/A磁粉现场-扬州-65-东南.docx
@@ -168,8 +168,6 @@
         </w:rPr>
         <w:t>5</w:t>
       </w:r>
-      <w:bookmarkStart w:id="0" w:name="_GoBack"/>
-      <w:bookmarkEnd w:id="0"/>
       <w:r>
         <w:rPr>
           <w:rFonts w:hint="default" w:ascii="Times New Roman" w:hAnsi="Times New Roman" w:eastAsia="宋体" w:cs="Times New Roman"/>
@@ -3118,6 +3116,8 @@
         <w:lang w:val="en-US"/>
       </w:rPr>
     </w:pPr>
+    <w:bookmarkStart w:id="0" w:name="_GoBack"/>
+    <w:bookmarkEnd w:id="0"/>
     <w:r>
       <w:rPr>
         <w:sz w:val="32"/>
@@ -3163,9 +3163,10 @@
                         <w:p>
                           <w:pPr>
                             <w:rPr>
-                              <w:rFonts w:hint="default" w:ascii="Times New Roman" w:hAnsi="Times New Roman" w:cs="Times New Roman"/>
+                              <w:rFonts w:hint="eastAsia" w:ascii="Times New Roman" w:hAnsi="Times New Roman" w:eastAsia="宋体" w:cs="Times New Roman"/>
                               <w:sz w:val="20"/>
                               <w:szCs w:val="22"/>
+                              <w:lang w:eastAsia="zh-CN"/>
                             </w:rPr>
                           </w:pPr>
                           <w:r>
@@ -3191,7 +3192,16 @@
                               <w:sz w:val="20"/>
                               <w:szCs w:val="22"/>
                             </w:rPr>
-                            <w:t>-2022</w:t>
+                            <w:t>-202</w:t>
+                          </w:r>
+                          <w:r>
+                            <w:rPr>
+                              <w:rFonts w:hint="eastAsia" w:ascii="Times New Roman" w:hAnsi="Times New Roman" w:cs="Times New Roman"/>
+                              <w:sz w:val="20"/>
+                              <w:szCs w:val="22"/>
+                              <w:lang w:val="en-US" w:eastAsia="zh-CN"/>
+                            </w:rPr>
+                            <w:t>4</w:t>
                           </w:r>
                         </w:p>
                       </w:txbxContent>
@@ -3217,9 +3227,10 @@
                   <w:p>
                     <w:pPr>
                       <w:rPr>
-                        <w:rFonts w:hint="default" w:ascii="Times New Roman" w:hAnsi="Times New Roman" w:cs="Times New Roman"/>
+                        <w:rFonts w:hint="eastAsia" w:ascii="Times New Roman" w:hAnsi="Times New Roman" w:eastAsia="宋体" w:cs="Times New Roman"/>
                         <w:sz w:val="20"/>
                         <w:szCs w:val="22"/>
+                        <w:lang w:eastAsia="zh-CN"/>
                       </w:rPr>
                     </w:pPr>
                     <w:r>
@@ -3245,7 +3256,16 @@
                         <w:sz w:val="20"/>
                         <w:szCs w:val="22"/>
                       </w:rPr>
-                      <w:t>-2022</w:t>
+                      <w:t>-202</w:t>
+                    </w:r>
+                    <w:r>
+                      <w:rPr>
+                        <w:rFonts w:hint="eastAsia" w:ascii="Times New Roman" w:hAnsi="Times New Roman" w:cs="Times New Roman"/>
+                        <w:sz w:val="20"/>
+                        <w:szCs w:val="22"/>
+                        <w:lang w:val="en-US" w:eastAsia="zh-CN"/>
+                      </w:rPr>
+                      <w:t>4</w:t>
                     </w:r>
                   </w:p>
                 </w:txbxContent>
